--- a/docs/word/SMMMDE - FPSLLC Operating Agreement - Manager-Managed Single Member (Disregarded) - DRAFT.docx
+++ b/docs/word/SMMMDE - FPSLLC Operating Agreement - Manager-Managed Single Member (Disregarded) - DRAFT.docx
@@ -1676,37 +1676,22 @@
           <w:sz w:val="24"/>
           <w:szCs w:val="24"/>
         </w:rPr>
-        <w:t xml:space="preserve">(a) sell, exchange, or otherwise dispose of all or substantially all of the Associated Assets of the Company or of any Protected Series, other than in the ordinary course of business;</w:t>
-      </w:r>
-    </w:p>
-    <w:p>
-      <w:pPr>
-        <w:widowControl/>
-        <w:spacing w:after="160"/>
-        <w:jc w:val="both"/>
-      </w:pPr>
-      <w:r>
-        <w:rPr>
-          <w:rFonts w:ascii="Times New Roman" w:hAnsi="Times New Roman"/>
-          <w:sz w:val="24"/>
-          <w:szCs w:val="24"/>
-        </w:rPr>
-        <w:t xml:space="preserve">(b) incur, on behalf of the Company or any Protected Series, indebtedness in excess of $[THRESHOLD] in a single transaction or series of related transactions, or guarantee the obligation of any person (and no guarantee of the obligations of one Protected Series by another or by the Company shall be made except by an express written instrument approved under this Section); or</w:t>
-      </w:r>
-    </w:p>
-    <w:p>
-      <w:pPr>
-        <w:widowControl/>
-        <w:spacing w:after="160"/>
-        <w:jc w:val="both"/>
-      </w:pPr>
-      <w:r>
-        <w:rPr>
-          <w:rFonts w:ascii="Times New Roman" w:hAnsi="Times New Roman"/>
-          <w:sz w:val="24"/>
-          <w:szCs w:val="24"/>
-        </w:rPr>
-        <w:t xml:space="preserve">(c) file, amend, or cancel a statement of authority under s. 605.0302, Florida Statutes, or record a certified copy of one.</w:t>
+        <w:t xml:space="preserve">(a) sell, exchange, or otherwise dispose of all or substantially all of the Associated Assets of the Company or of any Protected Series, other than in the ordinary course of business; or</w:t>
+      </w:r>
+    </w:p>
+    <w:p>
+      <w:pPr>
+        <w:widowControl/>
+        <w:spacing w:after="160"/>
+        <w:jc w:val="both"/>
+      </w:pPr>
+      <w:r>
+        <w:rPr>
+          <w:rFonts w:ascii="Times New Roman" w:hAnsi="Times New Roman"/>
+          <w:sz w:val="24"/>
+          <w:szCs w:val="24"/>
+        </w:rPr>
+        <w:t xml:space="preserve">(b) file, amend, or cancel a statement of authority under s. 605.0302, Florida Statutes, or record a certified copy of one.</w:t>
       </w:r>
     </w:p>
     <w:p>
@@ -1819,7 +1804,7 @@
           <w:sz w:val="24"/>
           <w:szCs w:val="24"/>
         </w:rPr>
-        <w:t xml:space="preserve"> With the consent of the Member required by Section 5.4(c), the Manager may cause the Company to file with the Department a statement of authority under s. 605.0302, Florida Statutes, stating the authority, or the limitations on the authority, of the Manager, of any Protected Series Manager, or of any person holding a specified position, to transfer or encumber real property held in the name of the Company or of a Protected Series, and may cause a certified copy of that statement to be recorded in the official records of any county in which the real property is located. A statement so filed shall be consistent with this Agreement, and shall be amended or cancelled as necessary to keep it accurate. The limitations in Section 5.4 apply to the Manager whether or not a statement of authority is filed or recorded.</w:t>
+        <w:t xml:space="preserve"> With the consent of the Member required by Section 5.4(b), the Manager may cause the Company to file with the Department a statement of authority under s. 605.0302, Florida Statutes, stating the authority, or the limitations on the authority, of the Manager, of any Protected Series Manager, or of any person holding a specified position, to transfer or encumber real property held in the name of the Company or of a Protected Series, and may cause a certified copy of that statement to be recorded in the official records of any county in which the real property is located. A statement so filed shall be consistent with this Agreement, and shall be amended or cancelled as necessary to keep it accurate. The limitations in Section 5.4 apply to the Manager whether or not a statement of authority is filed or recorded.</w:t>
       </w:r>
     </w:p>
     <w:p>

--- a/docs/word/SMMMDE - FPSLLC Operating Agreement - Manager-Managed Single Member (Disregarded) - DRAFT.docx
+++ b/docs/word/SMMMDE - FPSLLC Operating Agreement - Manager-Managed Single Member (Disregarded) - DRAFT.docx
@@ -4108,7 +4108,7 @@
                 <w:sz w:val="22"/>
                 <w:szCs w:val="22"/>
               </w:rPr>
-              <w:t xml:space="preserve">[PURPOSE — e.g., "to acquire, own, lease, and manage the real property located at ___" or "any lawful business"]</w:t>
+              <w:t xml:space="preserve">Any lawful purpose, including, without limitation, [PURPOSE]</w:t>
             </w:r>
           </w:p>
         </w:tc>

--- a/docs/word/SMMMDE - FPSLLC Operating Agreement - Manager-Managed Single Member (Disregarded) - DRAFT.docx
+++ b/docs/word/SMMMDE - FPSLLC Operating Agreement - Manager-Managed Single Member (Disregarded) - DRAFT.docx
@@ -3096,6 +3096,21 @@
     </w:p>
     <w:p>
       <w:pPr>
+        <w:widowControl/>
+        <w:spacing w:after="160"/>
+        <w:jc w:val="both"/>
+      </w:pPr>
+      <w:r>
+        <w:rPr>
+          <w:rFonts w:ascii="Times New Roman" w:hAnsi="Times New Roman"/>
+          <w:sz w:val="24"/>
+          <w:szCs w:val="24"/>
+        </w:rPr>
+        <w:t xml:space="preserve">Date: _____________________________[MEMBER NAME]</w:t>
+      </w:r>
+    </w:p>
+    <w:p>
+      <w:pPr>
         <w:keepNext/>
         <w:widowControl/>
         <w:spacing w:after="160"/>
@@ -3107,6 +3122,52 @@
           <w:sz w:val="24"/>
           <w:szCs w:val="24"/>
         </w:rPr>
+        <w:t xml:space="preserve">By: _____________________________</w:t>
+      </w:r>
+    </w:p>
+    <w:p>
+      <w:pPr>
+        <w:widowControl/>
+        <w:spacing w:after="160"/>
+        <w:jc w:val="both"/>
+      </w:pPr>
+      <w:r>
+        <w:rPr>
+          <w:rFonts w:ascii="Times New Roman" w:hAnsi="Times New Roman"/>
+          <w:sz w:val="24"/>
+          <w:szCs w:val="24"/>
+        </w:rPr>
+        <w:t xml:space="preserve">[[indent]][PRINTED NAME]</w:t>
+      </w:r>
+    </w:p>
+    <w:p>
+      <w:pPr>
+        <w:widowControl/>
+        <w:spacing w:after="160"/>
+        <w:jc w:val="both"/>
+      </w:pPr>
+      <w:r>
+        <w:rPr>
+          <w:rFonts w:ascii="Times New Roman" w:hAnsi="Times New Roman"/>
+          <w:sz w:val="24"/>
+          <w:szCs w:val="24"/>
+        </w:rPr>
+        <w:t xml:space="preserve">[[indent]][TITLE]</w:t>
+      </w:r>
+    </w:p>
+    <w:p>
+      <w:pPr>
+        <w:keepNext/>
+        <w:widowControl/>
+        <w:spacing w:after="160"/>
+        <w:jc w:val="both"/>
+      </w:pPr>
+      <w:r>
+        <w:rPr>
+          <w:rFonts w:ascii="Times New Roman" w:hAnsi="Times New Roman"/>
+          <w:sz w:val="24"/>
+          <w:szCs w:val="24"/>
+        </w:rPr>
         <w:t xml:space="preserve">Date: _____________________________</w:t>
       </w:r>
     </w:p>
@@ -3164,6 +3225,83 @@
           <w:szCs w:val="24"/>
         </w:rPr>
         <w:t xml:space="preserve">[MANAGER NAME], Manager</w:t>
+      </w:r>
+    </w:p>
+    <w:p>
+      <w:pPr>
+        <w:keepNext/>
+        <w:widowControl/>
+        <w:spacing w:after="160"/>
+        <w:jc w:val="both"/>
+      </w:pPr>
+      <w:r>
+        <w:rPr>
+          <w:rFonts w:ascii="Times New Roman" w:hAnsi="Times New Roman"/>
+          <w:sz w:val="24"/>
+          <w:szCs w:val="24"/>
+        </w:rPr>
+        <w:t xml:space="preserve">Date: _____________________________</w:t>
+      </w:r>
+    </w:p>
+    <w:p>
+      <w:pPr>
+        <w:widowControl/>
+        <w:spacing w:after="160"/>
+        <w:jc w:val="both"/>
+      </w:pPr>
+      <w:r>
+        <w:rPr>
+          <w:rFonts w:ascii="Times New Roman" w:hAnsi="Times New Roman"/>
+          <w:sz w:val="24"/>
+          <w:szCs w:val="24"/>
+        </w:rPr>
+        <w:t xml:space="preserve">[MANAGER NAME], Manager</w:t>
+      </w:r>
+    </w:p>
+    <w:p>
+      <w:pPr>
+        <w:keepNext/>
+        <w:widowControl/>
+        <w:spacing w:after="160"/>
+        <w:jc w:val="both"/>
+      </w:pPr>
+      <w:r>
+        <w:rPr>
+          <w:rFonts w:ascii="Times New Roman" w:hAnsi="Times New Roman"/>
+          <w:sz w:val="24"/>
+          <w:szCs w:val="24"/>
+        </w:rPr>
+        <w:t xml:space="preserve">By: _____________________________</w:t>
+      </w:r>
+    </w:p>
+    <w:p>
+      <w:pPr>
+        <w:widowControl/>
+        <w:spacing w:after="160"/>
+        <w:jc w:val="both"/>
+      </w:pPr>
+      <w:r>
+        <w:rPr>
+          <w:rFonts w:ascii="Times New Roman" w:hAnsi="Times New Roman"/>
+          <w:sz w:val="24"/>
+          <w:szCs w:val="24"/>
+        </w:rPr>
+        <w:t xml:space="preserve">[[indent]][PRINTED NAME]</w:t>
+      </w:r>
+    </w:p>
+    <w:p>
+      <w:pPr>
+        <w:widowControl/>
+        <w:spacing w:after="160"/>
+        <w:jc w:val="both"/>
+      </w:pPr>
+      <w:r>
+        <w:rPr>
+          <w:rFonts w:ascii="Times New Roman" w:hAnsi="Times New Roman"/>
+          <w:sz w:val="24"/>
+          <w:szCs w:val="24"/>
+        </w:rPr>
+        <w:t xml:space="preserve">[[indent]][TITLE]</w:t>
       </w:r>
     </w:p>
     <w:p>
@@ -4465,6 +4603,67 @@
           <w:szCs w:val="24"/>
         </w:rPr>
         <w:t xml:space="preserve">[ADOPTER NAME], Protected Series Manager</w:t>
+      </w:r>
+    </w:p>
+    <w:p>
+      <w:pPr>
+        <w:widowControl/>
+        <w:spacing w:after="160"/>
+        <w:jc w:val="both"/>
+      </w:pPr>
+      <w:r>
+        <w:rPr>
+          <w:rFonts w:ascii="Times New Roman" w:hAnsi="Times New Roman"/>
+          <w:sz w:val="24"/>
+          <w:szCs w:val="24"/>
+        </w:rPr>
+        <w:t xml:space="preserve">[ADOPTER NAME], Protected Series Manager</w:t>
+      </w:r>
+    </w:p>
+    <w:p>
+      <w:pPr>
+        <w:keepNext/>
+        <w:widowControl/>
+        <w:spacing w:after="160"/>
+        <w:jc w:val="both"/>
+      </w:pPr>
+      <w:r>
+        <w:rPr>
+          <w:rFonts w:ascii="Times New Roman" w:hAnsi="Times New Roman"/>
+          <w:sz w:val="24"/>
+          <w:szCs w:val="24"/>
+        </w:rPr>
+        <w:t xml:space="preserve">By: _____________________________</w:t>
+      </w:r>
+    </w:p>
+    <w:p>
+      <w:pPr>
+        <w:widowControl/>
+        <w:spacing w:after="160"/>
+        <w:jc w:val="both"/>
+      </w:pPr>
+      <w:r>
+        <w:rPr>
+          <w:rFonts w:ascii="Times New Roman" w:hAnsi="Times New Roman"/>
+          <w:sz w:val="24"/>
+          <w:szCs w:val="24"/>
+        </w:rPr>
+        <w:t xml:space="preserve">[[indent]][PRINTED NAME]</w:t>
+      </w:r>
+    </w:p>
+    <w:p>
+      <w:pPr>
+        <w:widowControl/>
+        <w:spacing w:after="160"/>
+        <w:jc w:val="both"/>
+      </w:pPr>
+      <w:r>
+        <w:rPr>
+          <w:rFonts w:ascii="Times New Roman" w:hAnsi="Times New Roman"/>
+          <w:sz w:val="24"/>
+          <w:szCs w:val="24"/>
+        </w:rPr>
+        <w:t xml:space="preserve">[[indent]][TITLE]</w:t>
       </w:r>
     </w:p>
     <w:p>

--- a/docs/word/SMMMDE - FPSLLC Operating Agreement - Manager-Managed Single Member (Disregarded) - DRAFT.docx
+++ b/docs/word/SMMMDE - FPSLLC Operating Agreement - Manager-Managed Single Member (Disregarded) - DRAFT.docx
@@ -4474,7 +4474,7 @@
                 <w:sz w:val="22"/>
                 <w:szCs w:val="22"/>
               </w:rPr>
-              <w:t xml:space="preserve">As set forth on the Asset Schedule attached to this Series Exhibit and completed by the Member(s), together with the records maintained under Article 8.</w:t>
+              <w:t xml:space="preserve">As set forth on the Asset Schedule attached to this Series Exhibit and completed by the Member, together with the records maintained under Article 8.</w:t>
             </w:r>
           </w:p>
         </w:tc>

--- a/docs/word/SMMMDE - FPSLLC Operating Agreement - Manager-Managed Single Member (Disregarded) - DRAFT.docx
+++ b/docs/word/SMMMDE - FPSLLC Operating Agreement - Manager-Managed Single Member (Disregarded) - DRAFT.docx
@@ -1045,7 +1045,7 @@
           <w:sz w:val="24"/>
           <w:szCs w:val="24"/>
         </w:rPr>
-        <w:t xml:space="preserve"> a separate legal entity capable of existing independently of the Company, may not be a member of the Company, may not itself designate a protected series, and may not merge, convert, domesticate, or engage in an interest exchange except through the single statutory channel provided in s. 605.2604, Florida Statutes; and</w:t>
+        <w:t xml:space="preserve"> a separate legal entity capable of existing independently of the Company, may not be a member of the Company, may not itself designate a protected series, and may not merge, convert, domesticate, or engage in an interest exchange except as ss. 605.2602 and 605.2605–605.2607, Florida Statutes, permit; and</w:t>
       </w:r>
     </w:p>
     <w:p>
@@ -4360,7 +4360,7 @@
                 <w:sz w:val="22"/>
                 <w:szCs w:val="22"/>
               </w:rPr>
-              <w:t xml:space="preserve">[Same as Company Manager / NAME]</w:t>
+              <w:t xml:space="preserve">Same as Company Manager</w:t>
             </w:r>
           </w:p>
         </w:tc>

--- a/docs/word/SMMMDE - FPSLLC Operating Agreement - Manager-Managed Single Member (Disregarded) - DRAFT.docx
+++ b/docs/word/SMMMDE - FPSLLC Operating Agreement - Manager-Managed Single Member (Disregarded) - DRAFT.docx
@@ -5363,7 +5363,7 @@
           <w:sz w:val="24"/>
           <w:szCs w:val="24"/>
         </w:rPr>
-        <w:t xml:space="preserve">Form document — [COMPANY NAME], LLC Operating Agreement (Manager-Managed, Single Member / Disregarded Entity), v1 draft. Statutory citations verified against Online Sunshine on August 3, 2026: ss. 605.2103, 605.2107, 605.2201, 605.2202, 605.2301, 605.2401, 605.2501, 605.2604, 48.062, 711.50–711.512, Fla. Stat.</w:t>
+        <w:t xml:space="preserve">Form document — [COMPANY NAME], LLC Operating Agreement (Manager-Managed, Single Member / Disregarded Entity), v1 draft. Statutory citations in this form: ss. 48.062, 605.0102, 605.0302, 605.0602, 605.2101, 605.2103, 605.2107, 605.2201, 605.2301, 605.2302, 605.2303, 605.2304, 605.2401, 605.2602, 605.2605, 605.2607, 605.2802, 605.04074, 711.501, 711.512, Fla. Stat.</w:t>
       </w:r>
     </w:p>
     <w:p>

--- a/docs/word/SMMMDE - FPSLLC Operating Agreement - Manager-Managed Single Member (Disregarded) - DRAFT.docx
+++ b/docs/word/SMMMDE - FPSLLC Operating Agreement - Manager-Managed Single Member (Disregarded) - DRAFT.docx
@@ -2988,7 +2988,7 @@
           <w:sz w:val="24"/>
           <w:szCs w:val="24"/>
         </w:rPr>
-        <w:t xml:space="preserve"> Headings are for convenience only. "Including" means "including without limitation." References to statutes include amendments and successor provisions.</w:t>
+        <w:t xml:space="preserve"> Headings are for convenience only. "Including" means "including without limitation." References to statutes include amendments and successor provisions. Words in the singular include the plural, and words in the plural include the singular, as the context requires.</w:t>
       </w:r>
     </w:p>
     <w:p>

--- a/docs/word/SMMMDE - FPSLLC Operating Agreement - Manager-Managed Single Member (Disregarded) - DRAFT.docx
+++ b/docs/word/SMMMDE - FPSLLC Operating Agreement - Manager-Managed Single Member (Disregarded) - DRAFT.docx
@@ -5363,7 +5363,7 @@
           <w:sz w:val="24"/>
           <w:szCs w:val="24"/>
         </w:rPr>
-        <w:t xml:space="preserve">Form document — [COMPANY NAME], LLC Operating Agreement (Manager-Managed, Single Member / Disregarded Entity), v1 draft. Statutory citations in this form: ss. 48.062, 605.0102, 605.0302, 605.0602, 605.2101, 605.2103, 605.2107, 605.2201, 605.2301, 605.2302, 605.2303, 605.2304, 605.2401, 605.2602, 605.2605, 605.2607, 605.2802, 605.04074, 711.501, 711.512, Fla. Stat.</w:t>
+        <w:t xml:space="preserve">Form document — [COMPANY NAME], LLC Operating Agreement (Manager-Managed, Single Member / Disregarded Entity), v1 draft. Statutory citations in this form: ss. 48.062, 605.0102, 605.0302, 605.0602, 605.2101, 605.2103, 605.2107, 605.2201, 605.2301, 605.2302, 605.2303, 605.2304, 605.2401, 605.2602, 605.2605, 605.2607, 605.2802, 605.04074, 711.50, 711.501, 711.512, Fla. Stat.</w:t>
       </w:r>
     </w:p>
     <w:p>

--- a/docs/word/SMMMDE - FPSLLC Operating Agreement - Manager-Managed Single Member (Disregarded) - DRAFT.docx
+++ b/docs/word/SMMMDE - FPSLLC Operating Agreement - Manager-Managed Single Member (Disregarded) - DRAFT.docx
@@ -3127,32 +3127,34 @@
     </w:p>
     <w:p>
       <w:pPr>
-        <w:widowControl/>
-        <w:spacing w:after="160"/>
-        <w:jc w:val="both"/>
-      </w:pPr>
-      <w:r>
-        <w:rPr>
-          <w:rFonts w:ascii="Times New Roman" w:hAnsi="Times New Roman"/>
-          <w:sz w:val="24"/>
-          <w:szCs w:val="24"/>
-        </w:rPr>
-        <w:t xml:space="preserve">[[indent]][PRINTED NAME]</w:t>
-      </w:r>
-    </w:p>
-    <w:p>
-      <w:pPr>
-        <w:widowControl/>
-        <w:spacing w:after="160"/>
-        <w:jc w:val="both"/>
-      </w:pPr>
-      <w:r>
-        <w:rPr>
-          <w:rFonts w:ascii="Times New Roman" w:hAnsi="Times New Roman"/>
-          <w:sz w:val="24"/>
-          <w:szCs w:val="24"/>
-        </w:rPr>
-        <w:t xml:space="preserve">[[indent]][TITLE]</w:t>
+        <w:keepLines/>
+        <w:widowControl/>
+        <w:spacing w:after="160"/>
+        <w:ind w:left="407"/>
+      </w:pPr>
+      <w:r>
+        <w:rPr>
+          <w:rFonts w:ascii="Times New Roman" w:hAnsi="Times New Roman"/>
+          <w:sz w:val="24"/>
+          <w:szCs w:val="24"/>
+        </w:rPr>
+        <w:t xml:space="preserve">[PRINTED NAME]</w:t>
+      </w:r>
+    </w:p>
+    <w:p>
+      <w:pPr>
+        <w:keepLines/>
+        <w:widowControl/>
+        <w:spacing w:after="160"/>
+        <w:ind w:left="407"/>
+      </w:pPr>
+      <w:r>
+        <w:rPr>
+          <w:rFonts w:ascii="Times New Roman" w:hAnsi="Times New Roman"/>
+          <w:sz w:val="24"/>
+          <w:szCs w:val="24"/>
+        </w:rPr>
+        <w:t xml:space="preserve">[TITLE]</w:t>
       </w:r>
     </w:p>
     <w:p>
@@ -3276,32 +3278,34 @@
     </w:p>
     <w:p>
       <w:pPr>
-        <w:widowControl/>
-        <w:spacing w:after="160"/>
-        <w:jc w:val="both"/>
-      </w:pPr>
-      <w:r>
-        <w:rPr>
-          <w:rFonts w:ascii="Times New Roman" w:hAnsi="Times New Roman"/>
-          <w:sz w:val="24"/>
-          <w:szCs w:val="24"/>
-        </w:rPr>
-        <w:t xml:space="preserve">[[indent]][PRINTED NAME]</w:t>
-      </w:r>
-    </w:p>
-    <w:p>
-      <w:pPr>
-        <w:widowControl/>
-        <w:spacing w:after="160"/>
-        <w:jc w:val="both"/>
-      </w:pPr>
-      <w:r>
-        <w:rPr>
-          <w:rFonts w:ascii="Times New Roman" w:hAnsi="Times New Roman"/>
-          <w:sz w:val="24"/>
-          <w:szCs w:val="24"/>
-        </w:rPr>
-        <w:t xml:space="preserve">[[indent]][TITLE]</w:t>
+        <w:keepLines/>
+        <w:widowControl/>
+        <w:spacing w:after="160"/>
+        <w:ind w:left="407"/>
+      </w:pPr>
+      <w:r>
+        <w:rPr>
+          <w:rFonts w:ascii="Times New Roman" w:hAnsi="Times New Roman"/>
+          <w:sz w:val="24"/>
+          <w:szCs w:val="24"/>
+        </w:rPr>
+        <w:t xml:space="preserve">[PRINTED NAME]</w:t>
+      </w:r>
+    </w:p>
+    <w:p>
+      <w:pPr>
+        <w:keepLines/>
+        <w:widowControl/>
+        <w:spacing w:after="160"/>
+        <w:ind w:left="407"/>
+      </w:pPr>
+      <w:r>
+        <w:rPr>
+          <w:rFonts w:ascii="Times New Roman" w:hAnsi="Times New Roman"/>
+          <w:sz w:val="24"/>
+          <w:szCs w:val="24"/>
+        </w:rPr>
+        <w:t xml:space="preserve">[TITLE]</w:t>
       </w:r>
     </w:p>
     <w:p>
@@ -3972,32 +3976,100 @@
           </w:p>
         </w:tc>
       </w:tr>
+      <w:tr>
+        <w:trPr>
+          <w:cantSplit/>
+        </w:trPr>
+        <w:tc>
+          <w:tcPr>
+            <w:tcW w:w="3120" w:type="dxa"/>
+            <w:tcMar>
+              <w:top w:w="60" w:type="dxa"/>
+              <w:left w:w="108" w:type="dxa"/>
+              <w:bottom w:w="60" w:type="dxa"/>
+              <w:right w:w="108" w:type="dxa"/>
+            </w:tcMar>
+          </w:tcPr>
+          <w:p>
+            <w:pPr>
+              <w:keepLines/>
+              <w:widowControl/>
+              <w:spacing w:before="40" w:after="40"/>
+            </w:pPr>
+            <w:r>
+              <w:rPr>
+                <w:rFonts w:ascii="Times New Roman" w:hAnsi="Times New Roman"/>
+                <w:sz w:val="22"/>
+                <w:szCs w:val="22"/>
+              </w:rPr>
+              <w:t xml:space="preserve">[ASSET]</w:t>
+            </w:r>
+          </w:p>
+        </w:tc>
+        <w:tc>
+          <w:tcPr>
+            <w:tcW w:w="3120" w:type="dxa"/>
+            <w:tcMar>
+              <w:top w:w="60" w:type="dxa"/>
+              <w:left w:w="108" w:type="dxa"/>
+              <w:bottom w:w="60" w:type="dxa"/>
+              <w:right w:w="108" w:type="dxa"/>
+            </w:tcMar>
+          </w:tcPr>
+          <w:p>
+            <w:pPr>
+              <w:keepLines/>
+              <w:widowControl/>
+              <w:spacing w:before="40" w:after="40"/>
+            </w:pPr>
+            <w:r>
+              <w:rPr>
+                <w:rFonts w:ascii="Times New Roman" w:hAnsi="Times New Roman"/>
+                <w:sz w:val="22"/>
+                <w:szCs w:val="22"/>
+              </w:rPr>
+              <w:t xml:space="preserve">[ASSET VALUE]</w:t>
+            </w:r>
+          </w:p>
+        </w:tc>
+        <w:tc>
+          <w:tcPr>
+            <w:tcW w:w="3120" w:type="dxa"/>
+            <w:tcMar>
+              <w:top w:w="60" w:type="dxa"/>
+              <w:left w:w="108" w:type="dxa"/>
+              <w:bottom w:w="60" w:type="dxa"/>
+              <w:right w:w="108" w:type="dxa"/>
+            </w:tcMar>
+          </w:tcPr>
+          <w:p>
+            <w:pPr>
+              <w:keepLines/>
+              <w:widowControl/>
+              <w:spacing w:before="40" w:after="40"/>
+            </w:pPr>
+            <w:r>
+              <w:rPr>
+                <w:rFonts w:ascii="Times New Roman" w:hAnsi="Times New Roman"/>
+                <w:sz w:val="22"/>
+                <w:szCs w:val="22"/>
+              </w:rPr>
+              <w:t xml:space="preserve">[ASSET TO]</w:t>
+            </w:r>
+          </w:p>
+        </w:tc>
+      </w:tr>
     </w:tbl>
     <w:p>
       <w:pPr>
         <w:widowControl/>
-        <w:spacing w:after="160"/>
-      </w:pPr>
-      <w:r>
-        <w:rPr>
-          <w:rFonts w:ascii="Times New Roman" w:hAnsi="Times New Roman"/>
-          <w:sz w:val="24"/>
-        </w:rPr>
-      </w:r>
-    </w:p>
-    <w:p>
-      <w:pPr>
-        <w:widowControl/>
-        <w:spacing w:after="160"/>
-        <w:jc w:val="both"/>
-      </w:pPr>
-      <w:r>
-        <w:rPr>
-          <w:rFonts w:ascii="Times New Roman" w:hAnsi="Times New Roman"/>
-          <w:sz w:val="24"/>
-          <w:szCs w:val="24"/>
-        </w:rPr>
-        <w:t xml:space="preserve">| [ASSET] | [ASSET VALUE] | [ASSET TO] |</w:t>
+        <w:spacing w:after="0"/>
+      </w:pPr>
+      <w:r>
+        <w:rPr>
+          <w:rFonts w:ascii="Times New Roman" w:hAnsi="Times New Roman"/>
+          <w:sz w:val="24"/>
+        </w:rPr>
       </w:r>
     </w:p>
     <w:p>
@@ -4638,32 +4710,34 @@
     </w:p>
     <w:p>
       <w:pPr>
-        <w:widowControl/>
-        <w:spacing w:after="160"/>
-        <w:jc w:val="both"/>
-      </w:pPr>
-      <w:r>
-        <w:rPr>
-          <w:rFonts w:ascii="Times New Roman" w:hAnsi="Times New Roman"/>
-          <w:sz w:val="24"/>
-          <w:szCs w:val="24"/>
-        </w:rPr>
-        <w:t xml:space="preserve">[[indent]][PRINTED NAME]</w:t>
-      </w:r>
-    </w:p>
-    <w:p>
-      <w:pPr>
-        <w:widowControl/>
-        <w:spacing w:after="160"/>
-        <w:jc w:val="both"/>
-      </w:pPr>
-      <w:r>
-        <w:rPr>
-          <w:rFonts w:ascii="Times New Roman" w:hAnsi="Times New Roman"/>
-          <w:sz w:val="24"/>
-          <w:szCs w:val="24"/>
-        </w:rPr>
-        <w:t xml:space="preserve">[[indent]][TITLE]</w:t>
+        <w:keepLines/>
+        <w:widowControl/>
+        <w:spacing w:after="160"/>
+        <w:ind w:left="407"/>
+      </w:pPr>
+      <w:r>
+        <w:rPr>
+          <w:rFonts w:ascii="Times New Roman" w:hAnsi="Times New Roman"/>
+          <w:sz w:val="24"/>
+          <w:szCs w:val="24"/>
+        </w:rPr>
+        <w:t xml:space="preserve">[PRINTED NAME]</w:t>
+      </w:r>
+    </w:p>
+    <w:p>
+      <w:pPr>
+        <w:keepLines/>
+        <w:widowControl/>
+        <w:spacing w:after="160"/>
+        <w:ind w:left="407"/>
+      </w:pPr>
+      <w:r>
+        <w:rPr>
+          <w:rFonts w:ascii="Times New Roman" w:hAnsi="Times New Roman"/>
+          <w:sz w:val="24"/>
+          <w:szCs w:val="24"/>
+        </w:rPr>
+        <w:t xml:space="preserve">[TITLE]</w:t>
       </w:r>
     </w:p>
     <w:p>

--- a/docs/word/SMMMDE - FPSLLC Operating Agreement - Manager-Managed Single Member (Disregarded) - DRAFT.docx
+++ b/docs/word/SMMMDE - FPSLLC Operating Agreement - Manager-Managed Single Member (Disregarded) - DRAFT.docx
@@ -275,7 +275,7 @@
           <w:sz w:val="24"/>
           <w:szCs w:val="24"/>
         </w:rPr>
-        <w:t xml:space="preserve"> The Company is a limited liability company organized under the Florida Revised Uniform Limited Liability Company Act, Chapter 605, Florida Statutes (the "Act"). Upon the filing of its first Protected Series Designation with the Department, the Company is, and shall be identified in its records and dealings as, a </w:t>
+        <w:t xml:space="preserve"> The Company is a limited liability company organized under the Florida Revised Limited Liability Company Act, Chapter 605, Florida Statutes (the "Act"). Upon the filing of its first Protected Series Designation with the Department, the Company is, and shall be identified in its records and dealings as, a </w:t>
       </w:r>
       <w:r>
         <w:rPr>
@@ -357,7 +357,24 @@
           <w:sz w:val="24"/>
           <w:szCs w:val="24"/>
         </w:rPr>
-        <w:t xml:space="preserve"> The purpose of the Company, and of each Protected Series, is to engage in any lawful business, purpose, or activity for which limited liability companies may be organized under the Act, together with any additional purpose set forth in the Articles of Organization and, as to a Protected Series, any additional purpose set forth in its Series Exhibit. An additional purpose so stated is cumulative and does not limit the general purpose stated in this Section. The Company, and each Protected Series in its own name, shall have all powers conferred by the Act, including with respect to each Protected Series the power to enter into and enforce contracts; to acquire, own, hold, improve, lease, encumber, and convey real, personal, and intangible property; to grant liens and security interests in its Associated Assets; to open and maintain deposit and investment accounts; to sue and be sued; and to conduct its activities and affairs in its own name, all as contemplated by s. 605.2103, Florida Statutes.</w:t>
+        <w:t xml:space="preserve"> The purpose of the Company, and of each Protected Series, is to engage in any lawful business, purpose, or activity for which limited liability companies may be organized under the Act, together with any additional purpose set forth in the Articles of Organization and, as to a Protected Series, any additional purpose set forth in its Series Exhibit. An additional purpose so stated is cumulative and does not limit the general purpose stated in this Section. The Company, and each Protected Series in its own name, shall have all powers conferred by the Act, including with respect to each Protected Series the power to enter into and enforce contracts; to acquire, own, hold, improve, lease, encumber, and convey real, personal, and intangible property; to grant liens and security interests in its Associated Assets; to open and maintain deposit and investment accounts; to sue and be sued; and to conduct its activities and affairs in its own name, all as contemplated by s. 605.2103, Florida Statutes.  </w:t>
+      </w:r>
+      <w:r>
+        <w:rPr>
+          <w:rFonts w:ascii="Times New Roman" w:hAnsi="Times New Roman"/>
+          <w:b/>
+          <w:sz w:val="24"/>
+          <w:szCs w:val="24"/>
+        </w:rPr>
+        <w:t xml:space="preserve">Professional companies only.</w:t>
+      </w:r>
+      <w:r>
+        <w:rPr>
+          <w:rFonts w:ascii="Times New Roman" w:hAnsi="Times New Roman"/>
+          <w:sz w:val="24"/>
+          <w:szCs w:val="24"/>
+        </w:rPr>
+        <w:t xml:space="preserve"> Notwithstanding any other provision of this Agreement or any Series Exhibit, if the Company is organized as a professional limited liability company under Chapter 621, Florida Statutes, the Company and each Protected Series shall engage only in the professional services for which the Company was organized, together with investments and ownership of property permitted by s. 621.08. No Transfer of a Membership Interest or admission as a Member, including through a transfer-on-death designation, a permitted family Transfer, bankruptcy, or continuation after the last Member ceases to be a Member, is permitted unless the recipient is a professional corporation, professional limited liability company, or individual, each licensed or otherwise legally authorized to render the same specific professional services as those for which the Company was organized, as required by ss. 621.09(2) and 621.11(2). These requirements apply in addition to every other transfer and admission requirement of this Agreement, including any applicable S corporation shareholder eligibility requirement.</w:t>
       </w:r>
     </w:p>
     <w:p>
@@ -477,7 +494,7 @@
           <w:sz w:val="24"/>
           <w:szCs w:val="24"/>
         </w:rPr>
-        <w:t xml:space="preserve"> The Manager shall execute and cause to be filed with the Department all records the Act requires or permits, including Protected Series Designations, amendments thereto, statements of change, annual reports, and statements of dissolution, and shall take all other action necessary to maintain the Company and each Protected Series in good standing.</w:t>
+        <w:t xml:space="preserve"> The Manager shall execute and cause to be filed with the Department all records the Act requires or permits, including Protected Series Designations, amendments thereto, statements of change, annual reports, articles of dissolution of the Company, articles of protected series dissolution, and, after winding up a Protected Series, statements of designation cancellation, and shall take all other action necessary to maintain the Company and each Protected Series in good standing.</w:t>
       </w:r>
     </w:p>
     <w:p>
@@ -565,7 +582,7 @@
           <w:sz w:val="24"/>
           <w:szCs w:val="24"/>
         </w:rPr>
-        <w:t xml:space="preserve"> means the Florida Revised Uniform Limited Liability Company Act, Chapter 605, Florida Statutes, as amended, including the Protected Series Provisions.</w:t>
+        <w:t xml:space="preserve"> means the Florida Revised Limited Liability Company Act, Chapter 605, Florida Statutes, as amended, including the Protected Series Provisions.</w:t>
       </w:r>
     </w:p>
     <w:p>
@@ -1739,7 +1756,7 @@
           <w:sz w:val="24"/>
           <w:szCs w:val="24"/>
         </w:rPr>
-        <w:t xml:space="preserve"> The Company shall indemnify the Manager, and each Protected Series shall indemnify its Protected Series Manager, to the fullest extent permitted by the Act, against losses, claims, and expenses (including reasonable attorney's fees) incurred by reason of service in that capacity, except to the extent arising from conduct for which exoneration is prohibited by the Act or from an act exceeding the authority conferred by Section 5.4; </w:t>
+        <w:t xml:space="preserve"> The Company shall indemnify the Manager, and each Protected Series shall indemnify its Protected Series Manager, to the fullest extent permitted by the Act, against losses, claims, and expenses (including reasonable attorney's fees) incurred by reason of service in that capacity, except to the extent arising from conduct for which exoneration is prohibited by the Act or from an act taken without the approval Section 5.4 requires; </w:t>
       </w:r>
       <w:r>
         <w:rPr>
@@ -1756,7 +1773,7 @@
           <w:sz w:val="24"/>
           <w:szCs w:val="24"/>
         </w:rPr>
-        <w:t xml:space="preserve">, and any indemnification obligation relating to the activities of the Company generally is payable solely from the Associated Assets of the Company. A Manager who exceeds the authority conferred by Section 5.4 is liable to the Company or the affected Protected Series for any loss caused by that act, and the Company or Protected Series is entitled to indemnity from that Manager.</w:t>
+        <w:t xml:space="preserve">, and any indemnification obligation relating to the activities of the Company generally is payable solely from the Associated Assets of the Company. A Manager who acts without the approval Section 5.4 requires is liable to the Company or the affected Protected Series for any loss caused by that act, and the Company or Protected Series is entitled to indemnity from that Manager.</w:t>
       </w:r>
     </w:p>
     <w:p>
@@ -3044,7 +3061,7 @@
           <w:sz w:val="24"/>
           <w:szCs w:val="24"/>
         </w:rPr>
-        <w:t xml:space="preserve">IN WITNESS WHEREOF, the undersigned have executed this Agreement effective as of the date(s) set forth below.</w:t>
+        <w:t xml:space="preserve">IN WITNESS WHEREOF, the undersigned have executed this Agreement as of the Effective Date.</w:t>
       </w:r>
     </w:p>
     <w:p>

--- a/docs/word/SMMMDE - FPSLLC Operating Agreement - Manager-Managed Single Member (Disregarded) - DRAFT.docx
+++ b/docs/word/SMMMDE - FPSLLC Operating Agreement - Manager-Managed Single Member (Disregarded) - DRAFT.docx
@@ -1821,7 +1821,7 @@
           <w:sz w:val="24"/>
           <w:szCs w:val="24"/>
         </w:rPr>
-        <w:t xml:space="preserve"> With the consent of the Member required by Section 5.4(b), the Manager may cause the Company to file with the Department a statement of authority under s. 605.0302, Florida Statutes, stating the authority, or the limitations on the authority, of the Manager, of any Protected Series Manager, or of any person holding a specified position, to transfer or encumber real property held in the name of the Company or of a Protected Series, and may cause a certified copy of that statement to be recorded in the official records of any county in which the real property is located. A statement so filed shall be consistent with this Agreement, and shall be amended or cancelled as necessary to keep it accurate. The limitations in Section 5.4 apply to the Manager whether or not a statement of authority is filed or recorded.</w:t>
+        <w:t xml:space="preserve"> With the consent of the Member required by Section 5.4(b), the Manager may cause a statement of authority to be filed with the Department for the Company or the relevant Protected Series under s. 605.0302, Florida Statutes, stating the authority, or the limitations on the authority, of the Manager, of any Protected Series Manager, or of any person holding a specified position, to transfer or encumber real property held in the name of the entity identified in the statement, and may cause a certified copy of that statement to be recorded in the official records of any county in which the real property is located. A statement concerning real property held in the name of the Company shall identify the Company as the entity whose authority is stated. A statement concerning real property held in the name of a Protected Series shall be filed for and identify that Protected Series as the entity whose authority is stated. A statement so filed shall be consistent with this Agreement, and shall be amended or cancelled as necessary to keep it accurate. The limitations in Section 5.4 apply to the Manager whether or not a statement of authority is filed or recorded.</w:t>
       </w:r>
     </w:p>
     <w:p>

--- a/docs/word/SMMMDE - FPSLLC Operating Agreement - Manager-Managed Single Member (Disregarded) - DRAFT.docx
+++ b/docs/word/SMMMDE - FPSLLC Operating Agreement - Manager-Managed Single Member (Disregarded) - DRAFT.docx
@@ -357,8 +357,33 @@
           <w:sz w:val="24"/>
           <w:szCs w:val="24"/>
         </w:rPr>
-        <w:t xml:space="preserve"> The purpose of the Company, and of each Protected Series, is to engage in any lawful business, purpose, or activity for which limited liability companies may be organized under the Act, together with any additional purpose set forth in the Articles of Organization and, as to a Protected Series, any additional purpose set forth in its Series Exhibit. An additional purpose so stated is cumulative and does not limit the general purpose stated in this Section. The Company, and each Protected Series in its own name, shall have all powers conferred by the Act, including with respect to each Protected Series the power to enter into and enforce contracts; to acquire, own, hold, improve, lease, encumber, and convey real, personal, and intangible property; to grant liens and security interests in its Associated Assets; to open and maintain deposit and investment accounts; to sue and be sued; and to conduct its activities and affairs in its own name, all as contemplated by s. 605.2103, Florida Statutes.  </w:t>
-      </w:r>
+        <w:t xml:space="preserve"> The purpose of the Company, and of each Protected Series, is to engage in any lawful business, purpose, or activity for which limited liability companies may be organized under the Act, together with any additional purpose set forth in the Articles of Organization and, as to a Protected Series, any additional purpose set forth in its Series Exhibit. An additional purpose so stated is cumulative and does not limit the general purpose stated in this Section. The Company, and each Protected Series in its own name, shall have all powers conferred by the Act, including with respect to each Protected Series the power to enter into and enforce contracts; to acquire, own, hold, improve, lease, encumber, and convey real, personal, and intangible property; to grant liens and security interests in its Associated Assets; to open and maintain deposit and investment accounts; to sue and be sued; and to conduct its activities and affairs in its own name, all as contemplated by s. 605.2103, Florida Statutes.</w:t>
+      </w:r>
+    </w:p>
+    <w:p>
+      <w:pPr>
+        <w:keepNext/>
+        <w:widowControl/>
+        <w:spacing w:after="80"/>
+        <w:jc w:val="both"/>
+      </w:pPr>
+      <w:r>
+        <w:rPr>
+          <w:rStyle w:val="DraftingChoice"/>
+          <w:rFonts w:ascii="Times New Roman" w:hAnsi="Times New Roman"/>
+          <w:i/>
+          <w:sz w:val="24"/>
+          <w:szCs w:val="24"/>
+        </w:rPr>
+        <w:t xml:space="preserve">[If professional company:]</w:t>
+      </w:r>
+    </w:p>
+    <w:p>
+      <w:pPr>
+        <w:widowControl/>
+        <w:spacing w:after="160"/>
+        <w:jc w:val="both"/>
+      </w:pPr>
       <w:r>
         <w:rPr>
           <w:rFonts w:ascii="Times New Roman" w:hAnsi="Times New Roman"/>
@@ -375,6 +400,23 @@
           <w:szCs w:val="24"/>
         </w:rPr>
         <w:t xml:space="preserve"> Notwithstanding any other provision of this Agreement or any Series Exhibit, if the Company is organized as a professional limited liability company under Chapter 621, Florida Statutes, the Company and each Protected Series shall engage only in the professional services for which the Company was organized, together with investments and ownership of property permitted by s. 621.08. No Transfer of a Membership Interest or admission as a Member, including through a transfer-on-death designation, a permitted family Transfer, bankruptcy, or continuation after the last Member ceases to be a Member, is permitted unless the recipient is a professional corporation, professional limited liability company, or individual, each licensed or otherwise legally authorized to render the same specific professional services as those for which the Company was organized, as required by ss. 621.09(2) and 621.11(2). These requirements apply in addition to every other transfer and admission requirement of this Agreement, including any applicable S corporation shareholder eligibility requirement.</w:t>
+      </w:r>
+    </w:p>
+    <w:p>
+      <w:pPr>
+        <w:widowControl/>
+        <w:spacing w:after="80"/>
+        <w:jc w:val="both"/>
+      </w:pPr>
+      <w:r>
+        <w:rPr>
+          <w:rStyle w:val="DraftingChoice"/>
+          <w:rFonts w:ascii="Times New Roman" w:hAnsi="Times New Roman"/>
+          <w:i/>
+          <w:sz w:val="24"/>
+          <w:szCs w:val="24"/>
+        </w:rPr>
+        <w:t xml:space="preserve">[End if professional company.]</w:t>
       </w:r>
     </w:p>
     <w:p>
@@ -1588,7 +1630,79 @@
           <w:sz w:val="24"/>
           <w:szCs w:val="24"/>
         </w:rPr>
-        <w:t xml:space="preserve"> as provided in its Articles of Organization and this Agreement. The initial Manager is [MANAGER NAMES].The initial Managers are [MANAGER NAMES]. If more than one person is serving as Manager, every act, approval, consent, decision, or determination of the Manager under this Agreement requires the approval of a majority of the Managers then serving, and no Manager acting alone has actual authority to act for the Company or for any Protected Series. Anything required to be delivered to the Manager may be delivered to any Manager, and a covenant, restriction, or standard of conduct stated in this Agreement as applying to the Manager applies to each Manager individually. This Section governs among the Member and the Managers; it does not affect the agency rights of a Manager under s. 605.04074(2)(b), Florida Statutes, as to a person who dealt with the Manager without knowledge or notice that the Manager lacked authority. A Manager need not be a Member. A Manager serves until that Manager's resignation, removal by the Member, death, or Incapacity; the Member may remove and replace a Manager, appoint an additional Manager, and shall fill any vacancy, by a signed writing delivered to the Company. If a Manager ceases to serve as Manager for any reason, the remaining Managers shall continue to serve.</w:t>
+        <w:t xml:space="preserve"> as provided in its Articles of Organization and this Agreement.  </w:t>
+      </w:r>
+      <w:r>
+        <w:rPr>
+          <w:rStyle w:val="DraftingChoice"/>
+          <w:rFonts w:ascii="Times New Roman" w:hAnsi="Times New Roman"/>
+          <w:i/>
+          <w:sz w:val="24"/>
+          <w:szCs w:val="24"/>
+        </w:rPr>
+        <w:t xml:space="preserve">[One manager: </w:t>
+      </w:r>
+      <w:r>
+        <w:rPr>
+          <w:rFonts w:ascii="Times New Roman" w:hAnsi="Times New Roman"/>
+          <w:sz w:val="24"/>
+          <w:szCs w:val="24"/>
+        </w:rPr>
+        <w:t xml:space="preserve">The initial Manager is [MANAGER NAMES].</w:t>
+      </w:r>
+      <w:r>
+        <w:rPr>
+          <w:rStyle w:val="DraftingChoice"/>
+          <w:rFonts w:ascii="Times New Roman" w:hAnsi="Times New Roman"/>
+          <w:i/>
+          <w:sz w:val="24"/>
+          <w:szCs w:val="24"/>
+        </w:rPr>
+        <w:t xml:space="preserve">]</w:t>
+      </w:r>
+      <w:r>
+        <w:rPr>
+          <w:rFonts w:ascii="Times New Roman" w:hAnsi="Times New Roman"/>
+          <w:sz w:val="24"/>
+          <w:szCs w:val="24"/>
+        </w:rPr>
+        <w:t xml:space="preserve">  </w:t>
+      </w:r>
+      <w:r>
+        <w:rPr>
+          <w:rStyle w:val="DraftingChoice"/>
+          <w:rFonts w:ascii="Times New Roman" w:hAnsi="Times New Roman"/>
+          <w:i/>
+          <w:sz w:val="24"/>
+          <w:szCs w:val="24"/>
+        </w:rPr>
+        <w:t xml:space="preserve">[Multiple managers: </w:t>
+      </w:r>
+      <w:r>
+        <w:rPr>
+          <w:rFonts w:ascii="Times New Roman" w:hAnsi="Times New Roman"/>
+          <w:sz w:val="24"/>
+          <w:szCs w:val="24"/>
+        </w:rPr>
+        <w:t xml:space="preserve">The initial Managers are [MANAGER NAMES].</w:t>
+      </w:r>
+      <w:r>
+        <w:rPr>
+          <w:rStyle w:val="DraftingChoice"/>
+          <w:rFonts w:ascii="Times New Roman" w:hAnsi="Times New Roman"/>
+          <w:i/>
+          <w:sz w:val="24"/>
+          <w:szCs w:val="24"/>
+        </w:rPr>
+        <w:t xml:space="preserve">]</w:t>
+      </w:r>
+      <w:r>
+        <w:rPr>
+          <w:rFonts w:ascii="Times New Roman" w:hAnsi="Times New Roman"/>
+          <w:sz w:val="24"/>
+          <w:szCs w:val="24"/>
+        </w:rPr>
+        <w:t xml:space="preserve">  If more than one person is serving as Manager, every act, approval, consent, decision, or determination of the Manager under this Agreement requires the approval of a majority of the Managers then serving, and no Manager acting alone has actual authority to act for the Company or for any Protected Series. Anything required to be delivered to the Manager may be delivered to any Manager, and a covenant, restriction, or standard of conduct stated in this Agreement as applying to the Manager applies to each Manager individually. This Section governs among the Member and the Managers; it does not affect the agency rights of a Manager under s. 605.04074(2)(b), Florida Statutes, as to a person who dealt with the Manager without knowledge or notice that the Manager lacked authority. A Manager need not be a Member. A Manager serves until that Manager's resignation, removal by the Member, death, or Incapacity; the Member may remove and replace a Manager, appoint an additional Manager, and shall fill any vacancy, by a signed writing delivered to the Company. If a Manager ceases to serve as Manager for any reason, the remaining Managers shall continue to serve.</w:t>
       </w:r>
     </w:p>
     <w:p>
@@ -3083,6 +3197,24 @@
     </w:p>
     <w:p>
       <w:pPr>
+        <w:keepNext/>
+        <w:widowControl/>
+        <w:spacing w:after="80"/>
+        <w:jc w:val="both"/>
+      </w:pPr>
+      <w:r>
+        <w:rPr>
+          <w:rStyle w:val="DraftingChoice"/>
+          <w:rFonts w:ascii="Times New Roman" w:hAnsi="Times New Roman"/>
+          <w:i/>
+          <w:sz w:val="24"/>
+          <w:szCs w:val="24"/>
+        </w:rPr>
+        <w:t xml:space="preserve">[If individual member:]</w:t>
+      </w:r>
+    </w:p>
+    <w:p>
+      <w:pPr>
         <w:widowControl/>
         <w:spacing w:after="160"/>
         <w:jc w:val="both"/>
@@ -3113,21 +3245,6 @@
     </w:p>
     <w:p>
       <w:pPr>
-        <w:widowControl/>
-        <w:spacing w:after="160"/>
-        <w:jc w:val="both"/>
-      </w:pPr>
-      <w:r>
-        <w:rPr>
-          <w:rFonts w:ascii="Times New Roman" w:hAnsi="Times New Roman"/>
-          <w:sz w:val="24"/>
-          <w:szCs w:val="24"/>
-        </w:rPr>
-        <w:t xml:space="preserve">Date: _____________________________[MEMBER NAME]</w:t>
-      </w:r>
-    </w:p>
-    <w:p>
-      <w:pPr>
         <w:keepNext/>
         <w:widowControl/>
         <w:spacing w:after="160"/>
@@ -3139,6 +3256,72 @@
           <w:sz w:val="24"/>
           <w:szCs w:val="24"/>
         </w:rPr>
+        <w:t xml:space="preserve">Date: _____________________________</w:t>
+      </w:r>
+    </w:p>
+    <w:p>
+      <w:pPr>
+        <w:widowControl/>
+        <w:spacing w:after="80"/>
+        <w:jc w:val="both"/>
+      </w:pPr>
+      <w:r>
+        <w:rPr>
+          <w:rStyle w:val="DraftingChoice"/>
+          <w:rFonts w:ascii="Times New Roman" w:hAnsi="Times New Roman"/>
+          <w:i/>
+          <w:sz w:val="24"/>
+          <w:szCs w:val="24"/>
+        </w:rPr>
+        <w:t xml:space="preserve">[End if individual member.]</w:t>
+      </w:r>
+    </w:p>
+    <w:p>
+      <w:pPr>
+        <w:keepNext/>
+        <w:widowControl/>
+        <w:spacing w:after="80"/>
+        <w:jc w:val="both"/>
+      </w:pPr>
+      <w:r>
+        <w:rPr>
+          <w:rStyle w:val="DraftingChoice"/>
+          <w:rFonts w:ascii="Times New Roman" w:hAnsi="Times New Roman"/>
+          <w:i/>
+          <w:sz w:val="24"/>
+          <w:szCs w:val="24"/>
+        </w:rPr>
+        <w:t xml:space="preserve">[If entity member:]</w:t>
+      </w:r>
+    </w:p>
+    <w:p>
+      <w:pPr>
+        <w:widowControl/>
+        <w:spacing w:after="160"/>
+        <w:jc w:val="both"/>
+      </w:pPr>
+      <w:r>
+        <w:rPr>
+          <w:rFonts w:ascii="Times New Roman" w:hAnsi="Times New Roman"/>
+          <w:sz w:val="24"/>
+          <w:szCs w:val="24"/>
+        </w:rPr>
+        <w:t xml:space="preserve">[MEMBER NAME]</w:t>
+      </w:r>
+    </w:p>
+    <w:p>
+      <w:pPr>
+        <w:keepNext/>
+        <w:widowControl/>
+        <w:spacing w:after="160"/>
+        <w:jc w:val="both"/>
+      </w:pPr>
+      <w:r>
+        <w:rPr>
+          <w:rFonts w:ascii="Times New Roman" w:hAnsi="Times New Roman"/>
+          <w:sz w:val="24"/>
+          <w:szCs w:val="24"/>
+        </w:rPr>
         <w:t xml:space="preserve">By: _____________________________</w:t>
       </w:r>
     </w:p>
@@ -3192,28 +3375,110 @@
     </w:p>
     <w:p>
       <w:pPr>
+        <w:widowControl/>
+        <w:spacing w:after="80"/>
+        <w:jc w:val="both"/>
+      </w:pPr>
+      <w:r>
+        <w:rPr>
+          <w:rStyle w:val="DraftingChoice"/>
+          <w:rFonts w:ascii="Times New Roman" w:hAnsi="Times New Roman"/>
+          <w:i/>
+          <w:sz w:val="24"/>
+          <w:szCs w:val="24"/>
+        </w:rPr>
+        <w:t xml:space="preserve">[End if entity member.]</w:t>
+      </w:r>
+    </w:p>
+    <w:p>
+      <w:pPr>
+        <w:widowControl/>
+        <w:spacing w:after="160"/>
+        <w:jc w:val="both"/>
+      </w:pPr>
+      <w:r>
+        <w:rPr>
+          <w:rStyle w:val="DraftingChoice"/>
+          <w:rFonts w:ascii="Times New Roman" w:hAnsi="Times New Roman"/>
+          <w:i/>
+          <w:sz w:val="24"/>
+          <w:szCs w:val="24"/>
+        </w:rPr>
+        <w:t xml:space="preserve">[One manager: </w:t>
+      </w:r>
+      <w:r>
+        <w:rPr>
+          <w:rFonts w:ascii="Times New Roman" w:hAnsi="Times New Roman"/>
+          <w:b/>
+          <w:sz w:val="24"/>
+          <w:szCs w:val="24"/>
+        </w:rPr>
+        <w:t xml:space="preserve">ACKNOWLEDGED AND AGREED BY MANAGER:</w:t>
+      </w:r>
+      <w:r>
+        <w:rPr>
+          <w:rStyle w:val="DraftingChoice"/>
+          <w:rFonts w:ascii="Times New Roman" w:hAnsi="Times New Roman"/>
+          <w:i/>
+          <w:sz w:val="24"/>
+          <w:szCs w:val="24"/>
+        </w:rPr>
+        <w:t xml:space="preserve">]</w:t>
+      </w:r>
+      <w:r>
+        <w:rPr>
+          <w:rFonts w:ascii="Times New Roman" w:hAnsi="Times New Roman"/>
+          <w:sz w:val="24"/>
+          <w:szCs w:val="24"/>
+        </w:rPr>
+        <w:t xml:space="preserve">  </w:t>
+      </w:r>
+      <w:r>
+        <w:rPr>
+          <w:rStyle w:val="DraftingChoice"/>
+          <w:rFonts w:ascii="Times New Roman" w:hAnsi="Times New Roman"/>
+          <w:i/>
+          <w:sz w:val="24"/>
+          <w:szCs w:val="24"/>
+        </w:rPr>
+        <w:t xml:space="preserve">[Multiple managers: </w:t>
+      </w:r>
+      <w:r>
+        <w:rPr>
+          <w:rFonts w:ascii="Times New Roman" w:hAnsi="Times New Roman"/>
+          <w:b/>
+          <w:sz w:val="24"/>
+          <w:szCs w:val="24"/>
+        </w:rPr>
+        <w:t xml:space="preserve">ACKNOWLEDGED AND AGREED BY MANAGERS:</w:t>
+      </w:r>
+      <w:r>
+        <w:rPr>
+          <w:rStyle w:val="DraftingChoice"/>
+          <w:rFonts w:ascii="Times New Roman" w:hAnsi="Times New Roman"/>
+          <w:i/>
+          <w:sz w:val="24"/>
+          <w:szCs w:val="24"/>
+        </w:rPr>
+        <w:t xml:space="preserve">]</w:t>
+      </w:r>
+    </w:p>
+    <w:p>
+      <w:pPr>
         <w:keepNext/>
         <w:widowControl/>
-        <w:spacing w:after="160"/>
-        <w:jc w:val="both"/>
-      </w:pPr>
-      <w:r>
-        <w:rPr>
-          <w:rFonts w:ascii="Times New Roman" w:hAnsi="Times New Roman"/>
-          <w:b/>
-          <w:sz w:val="24"/>
-          <w:szCs w:val="24"/>
-        </w:rPr>
-        <w:t xml:space="preserve">ACKNOWLEDGED AND AGREED BY MANAGER:</w:t>
-      </w:r>
-      <w:r>
-        <w:rPr>
-          <w:rFonts w:ascii="Times New Roman" w:hAnsi="Times New Roman"/>
-          <w:b/>
-          <w:sz w:val="24"/>
-          <w:szCs w:val="24"/>
-        </w:rPr>
-        <w:t xml:space="preserve">ACKNOWLEDGED AND AGREED BY MANAGERS:</w:t>
+        <w:spacing w:after="80"/>
+        <w:jc w:val="both"/>
+      </w:pPr>
+      <w:r>
+        <w:rPr>
+          <w:rStyle w:val="DraftingChoice"/>
+          <w:rFonts w:ascii="Times New Roman" w:hAnsi="Times New Roman"/>
+          <w:i/>
+          <w:sz w:val="24"/>
+          <w:szCs w:val="24"/>
+        </w:rPr>
+        <w:t xml:space="preserve">[If individual signer:]</w:t>
       </w:r>
     </w:p>
     <w:p>
@@ -3265,6 +3530,41 @@
     <w:p>
       <w:pPr>
         <w:widowControl/>
+        <w:spacing w:after="80"/>
+        <w:jc w:val="both"/>
+      </w:pPr>
+      <w:r>
+        <w:rPr>
+          <w:rStyle w:val="DraftingChoice"/>
+          <w:rFonts w:ascii="Times New Roman" w:hAnsi="Times New Roman"/>
+          <w:i/>
+          <w:sz w:val="24"/>
+          <w:szCs w:val="24"/>
+        </w:rPr>
+        <w:t xml:space="preserve">[End if individual signer.]</w:t>
+      </w:r>
+    </w:p>
+    <w:p>
+      <w:pPr>
+        <w:keepNext/>
+        <w:widowControl/>
+        <w:spacing w:after="80"/>
+        <w:jc w:val="both"/>
+      </w:pPr>
+      <w:r>
+        <w:rPr>
+          <w:rStyle w:val="DraftingChoice"/>
+          <w:rFonts w:ascii="Times New Roman" w:hAnsi="Times New Roman"/>
+          <w:i/>
+          <w:sz w:val="24"/>
+          <w:szCs w:val="24"/>
+        </w:rPr>
+        <w:t xml:space="preserve">[If entity signer:]</w:t>
+      </w:r>
+    </w:p>
+    <w:p>
+      <w:pPr>
+        <w:widowControl/>
         <w:spacing w:after="160"/>
         <w:jc w:val="both"/>
       </w:pPr>
@@ -3339,6 +3639,23 @@
           <w:szCs w:val="24"/>
         </w:rPr>
         <w:t xml:space="preserve">Date: _____________________________</w:t>
+      </w:r>
+    </w:p>
+    <w:p>
+      <w:pPr>
+        <w:widowControl/>
+        <w:spacing w:after="80"/>
+        <w:jc w:val="both"/>
+      </w:pPr>
+      <w:r>
+        <w:rPr>
+          <w:rStyle w:val="DraftingChoice"/>
+          <w:rFonts w:ascii="Times New Roman" w:hAnsi="Times New Roman"/>
+          <w:i/>
+          <w:sz w:val="24"/>
+          <w:szCs w:val="24"/>
+        </w:rPr>
+        <w:t xml:space="preserve">[End if entity signer.]</w:t>
       </w:r>
     </w:p>
     <w:p>
@@ -4335,7 +4652,35 @@
                 <w:sz w:val="22"/>
                 <w:szCs w:val="22"/>
               </w:rPr>
-              <w:t xml:space="preserve">Any lawful purpose, including, without limitation, [PURPOSE]</w:t>
+              <w:t xml:space="preserve">Any lawful purpose </w:t>
+            </w:r>
+            <w:r>
+              <w:rPr>
+                <w:rStyle w:val="DraftingChoice"/>
+                <w:rFonts w:ascii="Times New Roman" w:hAnsi="Times New Roman"/>
+                <w:i/>
+                <w:sz w:val="22"/>
+                <w:szCs w:val="22"/>
+              </w:rPr>
+              <w:t xml:space="preserve">[If additional series purpose: </w:t>
+            </w:r>
+            <w:r>
+              <w:rPr>
+                <w:rFonts w:ascii="Times New Roman" w:hAnsi="Times New Roman"/>
+                <w:sz w:val="22"/>
+                <w:szCs w:val="22"/>
+              </w:rPr>
+              <w:t xml:space="preserve">, including, without limitation, [PURPOSE]</w:t>
+            </w:r>
+            <w:r>
+              <w:rPr>
+                <w:rStyle w:val="DraftingChoice"/>
+                <w:rFonts w:ascii="Times New Roman" w:hAnsi="Times New Roman"/>
+                <w:i/>
+                <w:sz w:val="22"/>
+                <w:szCs w:val="22"/>
+              </w:rPr>
+              <w:t xml:space="preserve">]</w:t>
             </w:r>
           </w:p>
         </w:tc>
@@ -4640,28 +4985,93 @@
     </w:p>
     <w:p>
       <w:pPr>
+        <w:widowControl/>
+        <w:spacing w:after="160"/>
+        <w:jc w:val="both"/>
+      </w:pPr>
+      <w:r>
+        <w:rPr>
+          <w:rStyle w:val="DraftingChoice"/>
+          <w:rFonts w:ascii="Times New Roman" w:hAnsi="Times New Roman"/>
+          <w:i/>
+          <w:sz w:val="24"/>
+          <w:szCs w:val="24"/>
+        </w:rPr>
+        <w:t xml:space="preserve">[One manager: </w:t>
+      </w:r>
+      <w:r>
+        <w:rPr>
+          <w:rFonts w:ascii="Times New Roman" w:hAnsi="Times New Roman"/>
+          <w:b/>
+          <w:sz w:val="24"/>
+          <w:szCs w:val="24"/>
+        </w:rPr>
+        <w:t xml:space="preserve">Adopted effective [DATE] by the Company, acting through its Manager:</w:t>
+      </w:r>
+      <w:r>
+        <w:rPr>
+          <w:rStyle w:val="DraftingChoice"/>
+          <w:rFonts w:ascii="Times New Roman" w:hAnsi="Times New Roman"/>
+          <w:i/>
+          <w:sz w:val="24"/>
+          <w:szCs w:val="24"/>
+        </w:rPr>
+        <w:t xml:space="preserve">]</w:t>
+      </w:r>
+      <w:r>
+        <w:rPr>
+          <w:rFonts w:ascii="Times New Roman" w:hAnsi="Times New Roman"/>
+          <w:sz w:val="24"/>
+          <w:szCs w:val="24"/>
+        </w:rPr>
+        <w:t xml:space="preserve">  </w:t>
+      </w:r>
+      <w:r>
+        <w:rPr>
+          <w:rStyle w:val="DraftingChoice"/>
+          <w:rFonts w:ascii="Times New Roman" w:hAnsi="Times New Roman"/>
+          <w:i/>
+          <w:sz w:val="24"/>
+          <w:szCs w:val="24"/>
+        </w:rPr>
+        <w:t xml:space="preserve">[Multiple managers: </w:t>
+      </w:r>
+      <w:r>
+        <w:rPr>
+          <w:rFonts w:ascii="Times New Roman" w:hAnsi="Times New Roman"/>
+          <w:b/>
+          <w:sz w:val="24"/>
+          <w:szCs w:val="24"/>
+        </w:rPr>
+        <w:t xml:space="preserve">Adopted effective [DATE] by the Company, acting through its Managers:</w:t>
+      </w:r>
+      <w:r>
+        <w:rPr>
+          <w:rStyle w:val="DraftingChoice"/>
+          <w:rFonts w:ascii="Times New Roman" w:hAnsi="Times New Roman"/>
+          <w:i/>
+          <w:sz w:val="24"/>
+          <w:szCs w:val="24"/>
+        </w:rPr>
+        <w:t xml:space="preserve">]</w:t>
+      </w:r>
+    </w:p>
+    <w:p>
+      <w:pPr>
         <w:keepNext/>
         <w:widowControl/>
-        <w:spacing w:after="160"/>
-        <w:jc w:val="both"/>
-      </w:pPr>
-      <w:r>
-        <w:rPr>
-          <w:rFonts w:ascii="Times New Roman" w:hAnsi="Times New Roman"/>
-          <w:b/>
-          <w:sz w:val="24"/>
-          <w:szCs w:val="24"/>
-        </w:rPr>
-        <w:t xml:space="preserve">Adopted effective [DATE] by the Company, acting through its Manager:</w:t>
-      </w:r>
-      <w:r>
-        <w:rPr>
-          <w:rFonts w:ascii="Times New Roman" w:hAnsi="Times New Roman"/>
-          <w:b/>
-          <w:sz w:val="24"/>
-          <w:szCs w:val="24"/>
-        </w:rPr>
-        <w:t xml:space="preserve">Adopted effective [DATE] by the Company, acting through its Managers:</w:t>
+        <w:spacing w:after="80"/>
+        <w:jc w:val="both"/>
+      </w:pPr>
+      <w:r>
+        <w:rPr>
+          <w:rStyle w:val="DraftingChoice"/>
+          <w:rFonts w:ascii="Times New Roman" w:hAnsi="Times New Roman"/>
+          <w:i/>
+          <w:sz w:val="24"/>
+          <w:szCs w:val="24"/>
+        </w:rPr>
+        <w:t xml:space="preserve">[If individual signer:]</w:t>
       </w:r>
     </w:p>
     <w:p>
@@ -4697,6 +5107,41 @@
     <w:p>
       <w:pPr>
         <w:widowControl/>
+        <w:spacing w:after="80"/>
+        <w:jc w:val="both"/>
+      </w:pPr>
+      <w:r>
+        <w:rPr>
+          <w:rStyle w:val="DraftingChoice"/>
+          <w:rFonts w:ascii="Times New Roman" w:hAnsi="Times New Roman"/>
+          <w:i/>
+          <w:sz w:val="24"/>
+          <w:szCs w:val="24"/>
+        </w:rPr>
+        <w:t xml:space="preserve">[End if individual signer.]</w:t>
+      </w:r>
+    </w:p>
+    <w:p>
+      <w:pPr>
+        <w:keepNext/>
+        <w:widowControl/>
+        <w:spacing w:after="80"/>
+        <w:jc w:val="both"/>
+      </w:pPr>
+      <w:r>
+        <w:rPr>
+          <w:rStyle w:val="DraftingChoice"/>
+          <w:rFonts w:ascii="Times New Roman" w:hAnsi="Times New Roman"/>
+          <w:i/>
+          <w:sz w:val="24"/>
+          <w:szCs w:val="24"/>
+        </w:rPr>
+        <w:t xml:space="preserve">[If entity signer:]</w:t>
+      </w:r>
+    </w:p>
+    <w:p>
+      <w:pPr>
+        <w:widowControl/>
         <w:spacing w:after="160"/>
         <w:jc w:val="both"/>
       </w:pPr>
@@ -4755,6 +5200,23 @@
           <w:szCs w:val="24"/>
         </w:rPr>
         <w:t xml:space="preserve">[TITLE]</w:t>
+      </w:r>
+    </w:p>
+    <w:p>
+      <w:pPr>
+        <w:widowControl/>
+        <w:spacing w:after="80"/>
+        <w:jc w:val="both"/>
+      </w:pPr>
+      <w:r>
+        <w:rPr>
+          <w:rStyle w:val="DraftingChoice"/>
+          <w:rFonts w:ascii="Times New Roman" w:hAnsi="Times New Roman"/>
+          <w:i/>
+          <w:sz w:val="24"/>
+          <w:szCs w:val="24"/>
+        </w:rPr>
+        <w:t xml:space="preserve">[End if entity signer.]</w:t>
       </w:r>
     </w:p>
     <w:p>

--- a/docs/word/SMMMDE - FPSLLC Operating Agreement - Manager-Managed Single Member (Disregarded) - DRAFT.docx
+++ b/docs/word/SMMMDE - FPSLLC Operating Agreement - Manager-Managed Single Member (Disregarded) - DRAFT.docx
@@ -380,6 +380,7 @@
     </w:p>
     <w:p>
       <w:pPr>
+        <w:keepNext/>
         <w:widowControl/>
         <w:spacing w:after="160"/>
         <w:jc w:val="both"/>
@@ -5091,6 +5092,7 @@
     </w:p>
     <w:p>
       <w:pPr>
+        <w:keepNext/>
         <w:widowControl/>
         <w:spacing w:after="160"/>
         <w:jc w:val="both"/>
@@ -5188,6 +5190,7 @@
     </w:p>
     <w:p>
       <w:pPr>
+        <w:keepNext/>
         <w:keepLines/>
         <w:widowControl/>
         <w:spacing w:after="160"/>

--- a/docs/word/SMMMDE - FPSLLC Operating Agreement - Manager-Managed Single Member (Disregarded) - DRAFT.docx
+++ b/docs/word/SMMMDE - FPSLLC Operating Agreement - Manager-Managed Single Member (Disregarded) - DRAFT.docx
@@ -3216,6 +3216,7 @@
     </w:p>
     <w:p>
       <w:pPr>
+        <w:keepNext/>
         <w:widowControl/>
         <w:spacing w:after="160"/>
         <w:jc w:val="both"/>
@@ -3231,6 +3232,7 @@
     </w:p>
     <w:p>
       <w:pPr>
+        <w:keepNext/>
         <w:widowControl/>
         <w:spacing w:after="160"/>
         <w:jc w:val="both"/>
@@ -3297,6 +3299,7 @@
     </w:p>
     <w:p>
       <w:pPr>
+        <w:keepNext/>
         <w:widowControl/>
         <w:spacing w:after="160"/>
         <w:jc w:val="both"/>
@@ -3328,6 +3331,7 @@
     </w:p>
     <w:p>
       <w:pPr>
+        <w:keepNext/>
         <w:keepLines/>
         <w:widowControl/>
         <w:spacing w:after="160"/>
@@ -3344,6 +3348,7 @@
     </w:p>
     <w:p>
       <w:pPr>
+        <w:keepNext/>
         <w:keepLines/>
         <w:widowControl/>
         <w:spacing w:after="160"/>
@@ -3484,6 +3489,7 @@
     </w:p>
     <w:p>
       <w:pPr>
+        <w:keepNext/>
         <w:widowControl/>
         <w:spacing w:after="160"/>
         <w:jc w:val="both"/>
@@ -3499,6 +3505,7 @@
     </w:p>
     <w:p>
       <w:pPr>
+        <w:keepNext/>
         <w:widowControl/>
         <w:spacing w:after="160"/>
         <w:jc w:val="both"/>
@@ -3565,6 +3572,7 @@
     </w:p>
     <w:p>
       <w:pPr>
+        <w:keepNext/>
         <w:widowControl/>
         <w:spacing w:after="160"/>
         <w:jc w:val="both"/>
@@ -3596,6 +3604,7 @@
     </w:p>
     <w:p>
       <w:pPr>
+        <w:keepNext/>
         <w:keepLines/>
         <w:widowControl/>
         <w:spacing w:after="160"/>
@@ -3612,6 +3621,7 @@
     </w:p>
     <w:p>
       <w:pPr>
+        <w:keepNext/>
         <w:keepLines/>
         <w:widowControl/>
         <w:spacing w:after="160"/>
@@ -5077,6 +5087,7 @@
     </w:p>
     <w:p>
       <w:pPr>
+        <w:keepNext/>
         <w:widowControl/>
         <w:spacing w:after="160"/>
         <w:jc w:val="both"/>
@@ -5143,6 +5154,7 @@
     </w:p>
     <w:p>
       <w:pPr>
+        <w:keepNext/>
         <w:widowControl/>
         <w:spacing w:after="160"/>
         <w:jc w:val="both"/>
@@ -5174,6 +5186,7 @@
     </w:p>
     <w:p>
       <w:pPr>
+        <w:keepNext/>
         <w:keepLines/>
         <w:widowControl/>
         <w:spacing w:after="160"/>

--- a/docs/word/SMMMDE - FPSLLC Operating Agreement - Manager-Managed Single Member (Disregarded) - DRAFT.docx
+++ b/docs/word/SMMMDE - FPSLLC Operating Agreement - Manager-Managed Single Member (Disregarded) - DRAFT.docx
@@ -4673,7 +4673,7 @@
                 <w:sz w:val="22"/>
                 <w:szCs w:val="22"/>
               </w:rPr>
-              <w:t xml:space="preserve">[If additional series purpose: </w:t>
+              <w:t xml:space="preserve">[If additional purpose: </w:t>
             </w:r>
             <w:r>
               <w:rPr>

--- a/docs/word/SMMMDE - FPSLLC Operating Agreement - Manager-Managed Single Member (Disregarded) - DRAFT.docx
+++ b/docs/word/SMMMDE - FPSLLC Operating Agreement - Manager-Managed Single Member (Disregarded) - DRAFT.docx
@@ -1631,7 +1631,7 @@
           <w:sz w:val="24"/>
           <w:szCs w:val="24"/>
         </w:rPr>
-        <w:t xml:space="preserve"> as provided in its Articles of Organization and this Agreement.  </w:t>
+        <w:t xml:space="preserve"> as provided in its Articles of Organization and this Agreement. </w:t>
       </w:r>
       <w:r>
         <w:rPr>
@@ -1667,7 +1667,7 @@
           <w:sz w:val="24"/>
           <w:szCs w:val="24"/>
         </w:rPr>
-        <w:t xml:space="preserve">  </w:t>
+        <w:t xml:space="preserve"> </w:t>
       </w:r>
       <w:r>
         <w:rPr>
@@ -1703,7 +1703,7 @@
           <w:sz w:val="24"/>
           <w:szCs w:val="24"/>
         </w:rPr>
-        <w:t xml:space="preserve">  If more than one person is serving as Manager, every act, approval, consent, decision, or determination of the Manager under this Agreement requires the approval of a majority of the Managers then serving, and no Manager acting alone has actual authority to act for the Company or for any Protected Series. Anything required to be delivered to the Manager may be delivered to any Manager, and a covenant, restriction, or standard of conduct stated in this Agreement as applying to the Manager applies to each Manager individually. This Section governs among the Member and the Managers; it does not affect the agency rights of a Manager under s. 605.04074(2)(b), Florida Statutes, as to a person who dealt with the Manager without knowledge or notice that the Manager lacked authority. A Manager need not be a Member. A Manager serves until that Manager's resignation, removal by the Member, death, or Incapacity; the Member may remove and replace a Manager, appoint an additional Manager, and shall fill any vacancy, by a signed writing delivered to the Company. If a Manager ceases to serve as Manager for any reason, the remaining Managers shall continue to serve.</w:t>
+        <w:t xml:space="preserve"> If more than one person is serving as Manager, every act, approval, consent, decision, or determination of the Manager under this Agreement requires the approval of a majority of the Managers then serving, and no Manager acting alone has actual authority to act for the Company or for any Protected Series. Anything required to be delivered to the Manager may be delivered to any Manager, and a covenant, restriction, or standard of conduct stated in this Agreement as applying to the Manager applies to each Manager individually. This Section governs among the Member and the Managers; it does not affect the agency rights of a Manager under s. 605.04074(2)(b), Florida Statutes, as to a person who dealt with the Manager without knowledge or notice that the Manager lacked authority. A Manager need not be a Member. A Manager serves until that Manager's resignation, removal by the Member, death, or Incapacity; the Member may remove and replace a Manager, appoint an additional Manager, and shall fill any vacancy, by a signed writing delivered to the Company. If a Manager ceases to serve as Manager for any reason, the remaining Managers shall continue to serve.</w:t>
       </w:r>
     </w:p>
     <w:p>
@@ -3398,8 +3398,9 @@
     </w:p>
     <w:p>
       <w:pPr>
-        <w:widowControl/>
-        <w:spacing w:after="160"/>
+        <w:keepNext/>
+        <w:widowControl/>
+        <w:spacing w:after="80"/>
         <w:jc w:val="both"/>
       </w:pPr>
       <w:r>
@@ -3437,7 +3438,7 @@
           <w:sz w:val="24"/>
           <w:szCs w:val="24"/>
         </w:rPr>
-        <w:t xml:space="preserve">  </w:t>
+        <w:t xml:space="preserve"> </w:t>
       </w:r>
       <w:r>
         <w:rPr>
@@ -4673,7 +4674,7 @@
                 <w:sz w:val="22"/>
                 <w:szCs w:val="22"/>
               </w:rPr>
-              <w:t xml:space="preserve">[If additional purpose: </w:t>
+              <w:t xml:space="preserve">[If additional purpose:</w:t>
             </w:r>
             <w:r>
               <w:rPr>
@@ -4996,8 +4997,9 @@
     </w:p>
     <w:p>
       <w:pPr>
-        <w:widowControl/>
-        <w:spacing w:after="160"/>
+        <w:keepNext/>
+        <w:widowControl/>
+        <w:spacing w:after="80"/>
         <w:jc w:val="both"/>
       </w:pPr>
       <w:r>
@@ -5035,7 +5037,7 @@
           <w:sz w:val="24"/>
           <w:szCs w:val="24"/>
         </w:rPr>
-        <w:t xml:space="preserve">  </w:t>
+        <w:t xml:space="preserve"> </w:t>
       </w:r>
       <w:r>
         <w:rPr>
@@ -6002,6 +6004,12 @@
   </w:docDefaults>
   <w:style w:type="paragraph" w:default="1" w:styleId="Normal">
     <w:name w:val="Normal"/>
+  </w:style>
+  <w:style w:type="character" w:styleId="DraftingChoice">
+    <w:name w:val="Drafting Choice"/>
+    <w:rPr>
+      <w:i/>
+    </w:rPr>
   </w:style>
   <w:style w:type="paragraph" w:styleId="Heading1">
     <w:name w:val="heading 1"/>

--- a/docs/word/SMMMDE - FPSLLC Operating Agreement - Manager-Managed Single Member (Disregarded) - DRAFT.docx
+++ b/docs/word/SMMMDE - FPSLLC Operating Agreement - Manager-Managed Single Member (Disregarded) - DRAFT.docx
@@ -84,7 +84,7 @@
           <w:sz w:val="24"/>
           <w:szCs w:val="24"/>
         </w:rPr>
-        <w:t xml:space="preserve">(Manager-Managed — Single Member)</w:t>
+        <w:t xml:space="preserve">(Manager-Managed — Single Member / Disregarded Entity)</w:t>
       </w:r>
     </w:p>
     <w:p>
@@ -357,7 +357,7 @@
           <w:sz w:val="24"/>
           <w:szCs w:val="24"/>
         </w:rPr>
-        <w:t xml:space="preserve"> The purpose of the Company, and of each Protected Series, is to engage in any lawful business, purpose, or activity for which limited liability companies may be organized under the Act, together with any additional purpose set forth in the Articles of Organization and, as to a Protected Series, any additional purpose set forth in its Series Exhibit. An additional purpose so stated is cumulative and does not limit the general purpose stated in this Section. The Company, and each Protected Series in its own name, shall have all powers conferred by the Act, including with respect to each Protected Series the power to enter into and enforce contracts; to acquire, own, hold, improve, lease, encumber, and convey real, personal, and intangible property; to grant liens and security interests in its Associated Assets; to open and maintain deposit and investment accounts; to sue and be sued; and to conduct its activities and affairs in its own name, all as contemplated by s. 605.2103, Florida Statutes.</w:t>
+        <w:t xml:space="preserve"> The purpose of the Company, and of each Protected Series, is to engage in any lawful business, purpose, or activity for which limited liability companies may be organized under the Act, together with any additional purpose set forth in the Articles of Organization and, as to a Protected Series, any additional purpose set forth in its Series Exhibit. An additional purpose so stated is cumulative and does not limit the general purpose stated in this Section. The Company, and each Protected Series in its own name, shall have all powers conferred by the Act, including with respect to each Protected Series the power to enter into and enforce contracts; to acquire, own, hold, improve, lease, encumber, and convey real, personal, and intangible property; to grant liens and security interests in its Associated Assets; to open and maintain deposit and investment accounts; to sue and be sued; and to conduct its activities and affairs in its own name, all as contemplated by s. 605.2104, Florida Statutes.</w:t>
       </w:r>
     </w:p>
     <w:p>
@@ -1018,7 +1018,7 @@
           <w:sz w:val="24"/>
           <w:szCs w:val="24"/>
         </w:rPr>
-        <w:t xml:space="preserve"> With the consent of the Member, the Company may establish one or more Protected Series by causing a Protected Series Designation to be signed and filed with the Department as provided in s. 605.2201, Florida Statutes. At or before the filing of each Protected Series Designation, the Member and the Manager shall adopt a Series Exhibit for the new Protected Series. The Manager is authorized to execute and file each Protected Series Designation the Member approves. Each Protected Series shall be established without Associated Members.</w:t>
+        <w:t xml:space="preserve"> With the consent of the Member, the Company may establish one or more Protected Series by causing a Protected Series Designation to be signed and filed with the Department as provided in s. 605.2201, Florida Statutes. At or before the filing of each Protected Series Designation, the Member and the Manager shall adopt a Series Exhibit for the new Protected Series. The Manager is authorized to execute and file each Protected Series Designation the Member approves. Each Protected Series shall be established without Associated Members. A Protected Series is established when its Protected Series Designation takes effect under ss. 605.2201(3) and 605.0207, Florida Statutes.</w:t>
       </w:r>
     </w:p>
     <w:p>
@@ -1058,7 +1058,7 @@
           <w:sz w:val="24"/>
           <w:szCs w:val="24"/>
         </w:rPr>
-        <w:t xml:space="preserve">(a) is a "person" for purposes of the Act and the Uniform Commercial Code, distinct from the Company, from every other Protected Series, from the Member, and from the Manager;</w:t>
+        <w:t xml:space="preserve">(a) is a "person" for purposes of the Act (s. 605.2103) and the Uniform Commercial Code (s. 671.201(32)), distinct from the Company, from every other Protected Series, from the Member, and from the Manager;</w:t>
       </w:r>
     </w:p>
     <w:p>
@@ -2319,7 +2319,7 @@
           <w:sz w:val="24"/>
           <w:szCs w:val="24"/>
         </w:rPr>
-        <w:t xml:space="preserve"> A properly recorded instrument naming the acquiring or conveying Protected Series (by its full statutory name) or the Company, as applicable, serves as an association record and is conclusive of the signer's authority in favor of a person giving value without knowledge of a lack of authority (ss. 605.2301(2)(b) and 605.2301(3)(b), Florida Statutes). Where an interest in real property is held through a representative, nominee, or similar arrangement as permitted by s. 605.2301(5), Florida Statutes, the arrangement shall be documented under Section 8.4, and the association of the interest shall be established by those records.</w:t>
+        <w:t xml:space="preserve"> To the extent a properly recorded instrument naming the acquiring or conveying Protected Series (by its full statutory name) or the Company, as applicable, is in favor of a person giving value without knowledge of a lack of authority, it serves as an association record and is conclusive of the signer's authority (ss. 605.2301(2)(b) and 605.2301(3)(b), Florida Statutes). Where an interest in real property is held through a representative, nominee, or similar arrangement as permitted by s. 605.2301(5), Florida Statutes, the arrangement shall be documented under Section 8.4, and the association of the interest shall be established by those records.</w:t>
       </w:r>
     </w:p>
     <w:p>
@@ -5934,7 +5934,7 @@
           <w:sz w:val="24"/>
           <w:szCs w:val="24"/>
         </w:rPr>
-        <w:t xml:space="preserve">Form document — [COMPANY NAME], LLC Operating Agreement (Manager-Managed, Single Member / Disregarded Entity), v1 draft. Statutory citations in this form: ss. 48.062, 605.0102, 605.0302, 605.0602, 605.2101, 605.2103, 605.2107, 605.2201, 605.2301, 605.2302, 605.2303, 605.2304, 605.2401, 605.2602, 605.2605, 605.2607, 605.2802, 605.04074, 711.50, 711.501, 711.512, Fla. Stat.</w:t>
+        <w:t xml:space="preserve">Form document — [COMPANY NAME], LLC Operating Agreement (Manager-Managed, Single Member / Disregarded Entity), v1 draft. Statutory citations in this form: ss. 48.062, 605.0102, 605.0207, 605.0302, 605.0602, 605.2101, 605.2103, 605.2104, 605.2107, 605.2201, 605.2301, 605.2302, 605.2303, 605.2304, 605.2401, 605.2602, 605.2605, 605.2607, 605.2802, 605.04074, 711.50, 711.501, 711.512, Fla. Stat.</w:t>
       </w:r>
     </w:p>
     <w:p>
